--- a/Templates/Банкротство/Включение в РТК/ЮЛ/Кредиторы/Отсутствующий/Залог/Первоначальные/Определение о принятии после БД КОНКУРСНОЕ.docx
+++ b/Templates/Банкротство/Включение в РТК/ЮЛ/Кредиторы/Отсутствующий/Залог/Первоначальные/Определение о принятии после БД КОНКУРСНОЕ.docx
@@ -1278,7 +1278,7 @@
               <w:sz w:val="20"/>
               <w:szCs w:val="20"/>
             </w:rPr>
-            <w:t>10776_13841986</w:t>
+            <w:t/>
           </w:r>
         </w:p>
       </w:tc>
@@ -1370,7 +1370,7 @@
               <w:sz w:val="20"/>
               <w:szCs w:val="20"/>
             </w:rPr>
-            <w:t>10776_13841986</w:t>
+            <w:t/>
           </w:r>
         </w:p>
       </w:tc>
